--- a/zht/docx/229.content.docx
+++ b/zht/docx/229.content.docx
@@ -299,18 +299,12 @@
           <w:lang w:val="zh_TW" w:bidi="zh_TW"/>
         </w:rPr>
       </w:r>
-      <w:hyperlink r:id="rId13">
-        <w:r>
-          <w:rPr>
-            <w:lang w:val="zh_TW" w:bidi="zh_TW"/>
-          </w:rPr>
-          <w:rPr>
-            <w:color w:val="0000EE"/>
-            <w:u w:val="single"/>
-          </w:rPr>
-          <w:t>哥林多前書3:3–5</w:t>
-        </w:r>
-      </w:hyperlink>
+      <w:r>
+        <w:rPr>
+          <w:lang w:val="zh_TW" w:bidi="zh_TW"/>
+        </w:rPr>
+        <w:t>哥林多前書3:3–5</w:t>
+      </w:r>
     </w:p>
     <w:p>
       <w:pPr>
@@ -323,18 +317,12 @@
           <w:lang w:val="zh_TW" w:bidi="zh_TW"/>
         </w:rPr>
       </w:r>
-      <w:hyperlink r:id="rId14">
-        <w:r>
-          <w:rPr>
-            <w:lang w:val="zh_TW" w:bidi="zh_TW"/>
-          </w:rPr>
-          <w:rPr>
-            <w:color w:val="0000EE"/>
-            <w:u w:val="single"/>
-          </w:rPr>
-          <w:t>哈巴谷書1:3</w:t>
-        </w:r>
-      </w:hyperlink>
+      <w:r>
+        <w:rPr>
+          <w:lang w:val="zh_TW" w:bidi="zh_TW"/>
+        </w:rPr>
+        <w:t>哈巴谷書1:3</w:t>
+      </w:r>
     </w:p>
     <w:p>
       <w:pPr>
@@ -347,18 +335,12 @@
           <w:lang w:val="zh_TW" w:bidi="zh_TW"/>
         </w:rPr>
       </w:r>
-      <w:hyperlink r:id="rId15">
-        <w:r>
-          <w:rPr>
-            <w:lang w:val="zh_TW" w:bidi="zh_TW"/>
-          </w:rPr>
-          <w:rPr>
-            <w:color w:val="0000EE"/>
-            <w:u w:val="single"/>
-          </w:rPr>
-          <w:t>腓立比書1:17</w:t>
-        </w:r>
-      </w:hyperlink>
+      <w:r>
+        <w:rPr>
+          <w:lang w:val="zh_TW" w:bidi="zh_TW"/>
+        </w:rPr>
+        <w:t>腓立比書1:17</w:t>
+      </w:r>
     </w:p>
     <w:p>
       <w:pPr>
@@ -371,18 +353,12 @@
           <w:lang w:val="zh_TW" w:bidi="zh_TW"/>
         </w:rPr>
       </w:r>
-      <w:hyperlink r:id="rId16">
-        <w:r>
-          <w:rPr>
-            <w:lang w:val="zh_TW" w:bidi="zh_TW"/>
-          </w:rPr>
-          <w:rPr>
-            <w:color w:val="0000EE"/>
-            <w:u w:val="single"/>
-          </w:rPr>
-          <w:t>箴言17:1</w:t>
-        </w:r>
-      </w:hyperlink>
+      <w:r>
+        <w:rPr>
+          <w:lang w:val="zh_TW" w:bidi="zh_TW"/>
+        </w:rPr>
+        <w:t>箴言17:1</w:t>
+      </w:r>
     </w:p>
     <w:p>
       <w:pPr>
@@ -395,18 +371,12 @@
           <w:lang w:val="zh_TW" w:bidi="zh_TW"/>
         </w:rPr>
       </w:r>
-      <w:hyperlink r:id="rId17">
-        <w:r>
-          <w:rPr>
-            <w:lang w:val="zh_TW" w:bidi="zh_TW"/>
-          </w:rPr>
-          <w:rPr>
-            <w:color w:val="0000EE"/>
-            <w:u w:val="single"/>
-          </w:rPr>
-          <w:t>詩篇55:8–9</w:t>
-        </w:r>
-      </w:hyperlink>
+      <w:r>
+        <w:rPr>
+          <w:lang w:val="zh_TW" w:bidi="zh_TW"/>
+        </w:rPr>
+        <w:t>詩篇55:8–9</w:t>
+      </w:r>
     </w:p>
     <w:p>
       <w:pPr>
@@ -419,18 +389,12 @@
           <w:lang w:val="zh_TW" w:bidi="zh_TW"/>
         </w:rPr>
       </w:r>
-      <w:hyperlink r:id="rId18">
-        <w:r>
-          <w:rPr>
-            <w:lang w:val="zh_TW" w:bidi="zh_TW"/>
-          </w:rPr>
-          <w:rPr>
-            <w:color w:val="0000EE"/>
-            <w:u w:val="single"/>
-          </w:rPr>
-          <w:t>羅馬書13:13</w:t>
-        </w:r>
-      </w:hyperlink>
+      <w:r>
+        <w:rPr>
+          <w:lang w:val="zh_TW" w:bidi="zh_TW"/>
+        </w:rPr>
+        <w:t>羅馬書13:13</w:t>
+      </w:r>
     </w:p>
     <w:p>
       <w:pPr>
@@ -681,18 +645,12 @@
           <w:lang w:val="zh_TW" w:bidi="zh_TW"/>
         </w:rPr>
       </w:r>
-      <w:hyperlink r:id="rId19">
-        <w:r>
-          <w:rPr>
-            <w:lang w:val="zh_TW" w:bidi="zh_TW"/>
-          </w:rPr>
-          <w:rPr>
-            <w:color w:val="0000EE"/>
-            <w:u w:val="single"/>
-          </w:rPr>
-          <w:t>哥林多後書1:10</w:t>
-        </w:r>
-      </w:hyperlink>
+      <w:r>
+        <w:rPr>
+          <w:lang w:val="zh_TW" w:bidi="zh_TW"/>
+        </w:rPr>
+        <w:t>哥林多後書1:10</w:t>
+      </w:r>
     </w:p>
     <w:p>
       <w:pPr>
@@ -705,18 +663,12 @@
           <w:lang w:val="zh_TW" w:bidi="zh_TW"/>
         </w:rPr>
       </w:r>
-      <w:hyperlink r:id="rId20">
-        <w:r>
-          <w:rPr>
-            <w:lang w:val="zh_TW" w:bidi="zh_TW"/>
-          </w:rPr>
-          <w:rPr>
-            <w:color w:val="0000EE"/>
-            <w:u w:val="single"/>
-          </w:rPr>
-          <w:t>使徒行傳7:35</w:t>
-        </w:r>
-      </w:hyperlink>
+      <w:r>
+        <w:rPr>
+          <w:lang w:val="zh_TW" w:bidi="zh_TW"/>
+        </w:rPr>
+        <w:t>使徒行傳7:35</w:t>
+      </w:r>
     </w:p>
     <w:p>
       <w:pPr>
@@ -729,18 +681,12 @@
           <w:lang w:val="zh_TW" w:bidi="zh_TW"/>
         </w:rPr>
       </w:r>
-      <w:hyperlink r:id="rId21">
-        <w:r>
-          <w:rPr>
-            <w:lang w:val="zh_TW" w:bidi="zh_TW"/>
-          </w:rPr>
-          <w:rPr>
-            <w:color w:val="0000EE"/>
-            <w:u w:val="single"/>
-          </w:rPr>
-          <w:t>加拉太書1:4</w:t>
-        </w:r>
-      </w:hyperlink>
+      <w:r>
+        <w:rPr>
+          <w:lang w:val="zh_TW" w:bidi="zh_TW"/>
+        </w:rPr>
+        <w:t>加拉太書1:4</w:t>
+      </w:r>
     </w:p>
     <w:p>
       <w:pPr>
@@ -753,18 +699,12 @@
           <w:lang w:val="zh_TW" w:bidi="zh_TW"/>
         </w:rPr>
       </w:r>
-      <w:hyperlink r:id="rId22">
-        <w:r>
-          <w:rPr>
-            <w:lang w:val="zh_TW" w:bidi="zh_TW"/>
-          </w:rPr>
-          <w:rPr>
-            <w:color w:val="0000EE"/>
-            <w:u w:val="single"/>
-          </w:rPr>
-          <w:t>士師記10:12</w:t>
-        </w:r>
-      </w:hyperlink>
+      <w:r>
+        <w:rPr>
+          <w:lang w:val="zh_TW" w:bidi="zh_TW"/>
+        </w:rPr>
+        <w:t>士師記10:12</w:t>
+      </w:r>
     </w:p>
     <w:p>
       <w:pPr>
@@ -1146,18 +1086,12 @@
           <w:lang w:val="zh_TW" w:bidi="zh_TW"/>
         </w:rPr>
       </w:r>
-      <w:hyperlink r:id="rId23">
-        <w:r>
-          <w:rPr>
-            <w:lang w:val="zh_TW" w:bidi="zh_TW"/>
-          </w:rPr>
-          <w:rPr>
-            <w:color w:val="0000EE"/>
-            <w:u w:val="single"/>
-          </w:rPr>
-          <w:t>列王紀上9:4</w:t>
-        </w:r>
-      </w:hyperlink>
+      <w:r>
+        <w:rPr>
+          <w:lang w:val="zh_TW" w:bidi="zh_TW"/>
+        </w:rPr>
+        <w:t>列王紀上9:4</w:t>
+      </w:r>
     </w:p>
     <w:p>
       <w:pPr>
@@ -1170,18 +1104,12 @@
           <w:lang w:val="zh_TW" w:bidi="zh_TW"/>
         </w:rPr>
       </w:r>
-      <w:hyperlink r:id="rId24">
-        <w:r>
-          <w:rPr>
-            <w:lang w:val="zh_TW" w:bidi="zh_TW"/>
-          </w:rPr>
-          <w:rPr>
-            <w:color w:val="0000EE"/>
-            <w:u w:val="single"/>
-          </w:rPr>
-          <w:t>約伯記2:3</w:t>
-        </w:r>
-      </w:hyperlink>
+      <w:r>
+        <w:rPr>
+          <w:lang w:val="zh_TW" w:bidi="zh_TW"/>
+        </w:rPr>
+        <w:t>約伯記2:3</w:t>
+      </w:r>
     </w:p>
     <w:p>
       <w:pPr>
@@ -1194,18 +1122,12 @@
           <w:lang w:val="zh_TW" w:bidi="zh_TW"/>
         </w:rPr>
       </w:r>
-      <w:hyperlink r:id="rId25">
-        <w:r>
-          <w:rPr>
-            <w:lang w:val="zh_TW" w:bidi="zh_TW"/>
-          </w:rPr>
-          <w:rPr>
-            <w:color w:val="0000EE"/>
-            <w:u w:val="single"/>
-          </w:rPr>
-          <w:t>約伯記4:6</w:t>
-        </w:r>
-      </w:hyperlink>
+      <w:r>
+        <w:rPr>
+          <w:lang w:val="zh_TW" w:bidi="zh_TW"/>
+        </w:rPr>
+        <w:t>約伯記4:6</w:t>
+      </w:r>
     </w:p>
     <w:p>
       <w:pPr>
@@ -1218,18 +1140,12 @@
           <w:lang w:val="zh_TW" w:bidi="zh_TW"/>
         </w:rPr>
       </w:r>
-      <w:hyperlink r:id="rId26">
-        <w:r>
-          <w:rPr>
-            <w:lang w:val="zh_TW" w:bidi="zh_TW"/>
-          </w:rPr>
-          <w:rPr>
-            <w:color w:val="0000EE"/>
-            <w:u w:val="single"/>
-          </w:rPr>
-          <w:t>箴言10:8–9</w:t>
-        </w:r>
-      </w:hyperlink>
+      <w:r>
+        <w:rPr>
+          <w:lang w:val="zh_TW" w:bidi="zh_TW"/>
+        </w:rPr>
+        <w:t>箴言10:8–9</w:t>
+      </w:r>
     </w:p>
     <w:p>
       <w:pPr>
@@ -1242,18 +1158,12 @@
           <w:lang w:val="zh_TW" w:bidi="zh_TW"/>
         </w:rPr>
       </w:r>
-      <w:hyperlink r:id="rId27">
-        <w:r>
-          <w:rPr>
-            <w:lang w:val="zh_TW" w:bidi="zh_TW"/>
-          </w:rPr>
-          <w:rPr>
-            <w:color w:val="0000EE"/>
-            <w:u w:val="single"/>
-          </w:rPr>
-          <w:t>詩篇26:1–3</w:t>
-        </w:r>
-      </w:hyperlink>
+      <w:r>
+        <w:rPr>
+          <w:lang w:val="zh_TW" w:bidi="zh_TW"/>
+        </w:rPr>
+        <w:t>詩篇26:1–3</w:t>
+      </w:r>
     </w:p>
     <w:p>
       <w:pPr>
@@ -1505,18 +1415,12 @@
           <w:lang w:val="zh_TW" w:bidi="zh_TW"/>
         </w:rPr>
       </w:r>
-      <w:hyperlink r:id="rId28">
-        <w:r>
-          <w:rPr>
-            <w:lang w:val="zh_TW" w:bidi="zh_TW"/>
-          </w:rPr>
-          <w:rPr>
-            <w:color w:val="0000EE"/>
-            <w:u w:val="single"/>
-          </w:rPr>
-          <w:t>歷代志上16:15–18</w:t>
-        </w:r>
-      </w:hyperlink>
+      <w:r>
+        <w:rPr>
+          <w:lang w:val="zh_TW" w:bidi="zh_TW"/>
+        </w:rPr>
+        <w:t>歷代志上16:15–18</w:t>
+      </w:r>
     </w:p>
     <w:p>
       <w:pPr>
@@ -1529,18 +1433,12 @@
           <w:lang w:val="zh_TW" w:bidi="zh_TW"/>
         </w:rPr>
       </w:r>
-      <w:hyperlink r:id="rId29">
-        <w:r>
-          <w:rPr>
-            <w:lang w:val="zh_TW" w:bidi="zh_TW"/>
-          </w:rPr>
-          <w:rPr>
-            <w:color w:val="0000EE"/>
-            <w:u w:val="single"/>
-          </w:rPr>
-          <w:t>哥林多後書1:21</w:t>
-        </w:r>
-      </w:hyperlink>
+      <w:r>
+        <w:rPr>
+          <w:lang w:val="zh_TW" w:bidi="zh_TW"/>
+        </w:rPr>
+        <w:t>哥林多後書1:21</w:t>
+      </w:r>
     </w:p>
     <w:p>
       <w:pPr>
@@ -1553,18 +1451,12 @@
           <w:lang w:val="zh_TW" w:bidi="zh_TW"/>
         </w:rPr>
       </w:r>
-      <w:hyperlink r:id="rId30">
-        <w:r>
-          <w:rPr>
-            <w:lang w:val="zh_TW" w:bidi="zh_TW"/>
-          </w:rPr>
-          <w:rPr>
-            <w:color w:val="0000EE"/>
-            <w:u w:val="single"/>
-          </w:rPr>
-          <w:t>列王紀下23:3</w:t>
-        </w:r>
-      </w:hyperlink>
+      <w:r>
+        <w:rPr>
+          <w:lang w:val="zh_TW" w:bidi="zh_TW"/>
+        </w:rPr>
+        <w:t>列王紀下23:3</w:t>
+      </w:r>
     </w:p>
     <w:p>
       <w:pPr>
@@ -1577,18 +1469,12 @@
           <w:lang w:val="zh_TW" w:bidi="zh_TW"/>
         </w:rPr>
       </w:r>
-      <w:hyperlink r:id="rId31">
-        <w:r>
-          <w:rPr>
-            <w:lang w:val="zh_TW" w:bidi="zh_TW"/>
-          </w:rPr>
-          <w:rPr>
-            <w:color w:val="0000EE"/>
-            <w:u w:val="single"/>
-          </w:rPr>
-          <w:t>希伯來書6:16–18</w:t>
-        </w:r>
-      </w:hyperlink>
+      <w:r>
+        <w:rPr>
+          <w:lang w:val="zh_TW" w:bidi="zh_TW"/>
+        </w:rPr>
+        <w:t>希伯來書6:16–18</w:t>
+      </w:r>
     </w:p>
     <w:p>
       <w:pPr>
